--- a/Business Task.docx
+++ b/Business Task.docx
@@ -302,7 +302,49 @@
         <w:rPr>
           <w:lang w:val="en-GB"/>
         </w:rPr>
-        <w:t>I am working under the assumption that any trip under 60 secs is  regarded as a false start and will be excluded from the analysis to ensure accuracy in my  findings</w:t>
+        <w:t xml:space="preserve">I am working under the assumption that any trip under 60 secs </w:t>
+      </w:r>
+      <w:r>
+        <w:rPr>
+          <w:lang w:val="en-GB"/>
+        </w:rPr>
+        <w:t>are</w:t>
+      </w:r>
+      <w:r>
+        <w:rPr>
+          <w:lang w:val="en-GB"/>
+        </w:rPr>
+        <w:t xml:space="preserve">  regarded as a false start and will be </w:t>
+      </w:r>
+      <w:r>
+        <w:rPr>
+          <w:lang w:val="en-GB"/>
+        </w:rPr>
+        <w:t xml:space="preserve">excluded </w:t>
+      </w:r>
+      <w:r>
+        <w:rPr>
+          <w:lang w:val="en-GB"/>
+        </w:rPr>
+        <w:t xml:space="preserve">from the </w:t>
+      </w:r>
+      <w:r>
+        <w:rPr>
+          <w:lang w:val="en-GB"/>
+        </w:rPr>
+        <w:t xml:space="preserve">main </w:t>
+      </w:r>
+      <w:r>
+        <w:rPr>
+          <w:lang w:val="en-GB"/>
+        </w:rPr>
+        <w:t>analysis to ensure accuracy in my  findings</w:t>
+      </w:r>
+      <w:r>
+        <w:rPr>
+          <w:lang w:val="en-GB"/>
+        </w:rPr>
+        <w:t>, but it will be analysed to understand the circumstances  surrounding  such rides(&lt;1 min) occurring</w:t>
       </w:r>
     </w:p>
     <w:p>
@@ -996,10 +1038,22 @@
       <w:r>
         <w:rPr>
           <w:rFonts w:asciiTheme="minorHAnsi" w:hAnsiTheme="minorHAnsi" w:cstheme="minorHAnsi"/>
+          <w:b/>
+          <w:bCs/>
           <w:sz w:val="20"/>
           <w:szCs w:val="20"/>
-        </w:rPr>
-        <w:t>ANALYSIS</w:t>
+          <w:lang w:val="en-US"/>
+        </w:rPr>
+        <w:t>Daylight Saving Time (DST) Anomaly Resolution:</w:t>
+      </w:r>
+      <w:r>
+        <w:rPr>
+          <w:rFonts w:asciiTheme="minorHAnsi" w:hAnsiTheme="minorHAnsi" w:cstheme="minorHAnsi"/>
+          <w:sz w:val="20"/>
+          <w:szCs w:val="20"/>
+          <w:lang w:val="en-US"/>
+        </w:rPr>
+        <w:t xml:space="preserve"> Identified a cluster of rides on Sunday, November 2, 2025, displaying negative durations (e.g., -12 to -54 minutes). Forensic auditing revealed these sessions spanned the 2:00 AM DST 'fall back' window, where system wall-clock timestamps reverted by one hour during active trips. These records were isolated to prevent distortion of seasonal average ride lengths</w:t>
       </w:r>
     </w:p>
     <w:p>
@@ -1195,6 +1249,7 @@
           <w:bCs/>
           <w:lang w:val="en-001"/>
         </w:rPr>
+        <w:lastRenderedPageBreak/>
         <w:t>#2</w:t>
       </w:r>
       <w:r>
@@ -1244,7 +1299,6 @@
         <w:rPr>
           <w:lang w:val="en-GB"/>
         </w:rPr>
-        <w:lastRenderedPageBreak/>
         <w:t xml:space="preserve">  </w:t>
       </w:r>
       <w:r>

--- a/Business Task.docx
+++ b/Business Task.docx
@@ -231,7 +231,21 @@
         <w:rPr>
           <w:lang w:val="en-GB"/>
         </w:rPr>
-        <w:t xml:space="preserve"> bikes everyday </w:t>
+        <w:t xml:space="preserve"> bikes </w:t>
+      </w:r>
+      <w:proofErr w:type="spellStart"/>
+      <w:r>
+        <w:rPr>
+          <w:lang w:val="en-GB"/>
+        </w:rPr>
+        <w:t>everyday</w:t>
+      </w:r>
+      <w:proofErr w:type="spellEnd"/>
+      <w:r>
+        <w:rPr>
+          <w:lang w:val="en-GB"/>
+        </w:rPr>
+        <w:t>.</w:t>
       </w:r>
     </w:p>
     <w:p>
@@ -265,6 +279,12 @@
         </w:rPr>
         <w:t>N.B Analysis insights provided here are based on analysing bike trip data only, as I do not have access to personal data or financial data pertaining to our individual riders at Cyclist</w:t>
       </w:r>
+      <w:r>
+        <w:rPr>
+          <w:lang w:val="en-GB"/>
+        </w:rPr>
+        <w:t>.</w:t>
+      </w:r>
     </w:p>
     <w:p>
       <w:pPr>
@@ -304,17 +324,19 @@
         </w:rPr>
         <w:t xml:space="preserve">I am working under the assumption that any trip under 60 secs </w:t>
       </w:r>
+      <w:proofErr w:type="gramStart"/>
       <w:r>
         <w:rPr>
           <w:lang w:val="en-GB"/>
         </w:rPr>
         <w:t>are</w:t>
       </w:r>
-      <w:r>
-        <w:rPr>
-          <w:lang w:val="en-GB"/>
-        </w:rPr>
-        <w:t xml:space="preserve">  regarded as a false start and will be </w:t>
+      <w:proofErr w:type="gramEnd"/>
+      <w:r>
+        <w:rPr>
+          <w:lang w:val="en-GB"/>
+        </w:rPr>
+        <w:t xml:space="preserve"> regarded as a false start and will be </w:t>
       </w:r>
       <w:r>
         <w:rPr>
@@ -338,13 +360,31 @@
         <w:rPr>
           <w:lang w:val="en-GB"/>
         </w:rPr>
-        <w:t>analysis to ensure accuracy in my  findings</w:t>
-      </w:r>
-      <w:r>
-        <w:rPr>
-          <w:lang w:val="en-GB"/>
-        </w:rPr>
-        <w:t>, but it will be analysed to understand the circumstances  surrounding  such rides(&lt;1 min) occurring</w:t>
+        <w:t>analysis to ensure accuracy in my findings</w:t>
+      </w:r>
+      <w:r>
+        <w:rPr>
+          <w:lang w:val="en-GB"/>
+        </w:rPr>
+        <w:t>, but it will be analysed to understand the circumstances surrounding such rides</w:t>
+      </w:r>
+      <w:r>
+        <w:rPr>
+          <w:lang w:val="en-GB"/>
+        </w:rPr>
+        <w:t xml:space="preserve"> </w:t>
+      </w:r>
+      <w:r>
+        <w:rPr>
+          <w:lang w:val="en-GB"/>
+        </w:rPr>
+        <w:t>(&lt;1 min) occurring</w:t>
+      </w:r>
+      <w:r>
+        <w:rPr>
+          <w:lang w:val="en-GB"/>
+        </w:rPr>
+        <w:t>.</w:t>
       </w:r>
     </w:p>
     <w:p>
@@ -410,14 +450,28 @@
         <w:rPr>
           <w:lang w:val="en-GB"/>
         </w:rPr>
-        <w:t xml:space="preserve">As part of my data exploration phase, I performed a quick overview of all the datasheets containing ride share data for 12 months (2025/01 – 2025/12) via Excel in order to get a feel of the data , how it’s organized and to generally see with the data in hand, how I will structure my analysis. I noted identified a significant amount of entries in the data that have missing values for the </w:t>
+        <w:t xml:space="preserve">As part of my data exploration phase, I performed a quick overview of all the datasheets containing ride share data for 12 months (2025/01 – 2025/12) via Excel in order to get a feel of the data, how it’s organized and to generally see with the data in hand, how I will structure my analysis. I noted identified a significant amount of entries in the data that have missing values for the </w:t>
       </w:r>
       <w:proofErr w:type="spellStart"/>
       <w:r>
         <w:rPr>
           <w:lang w:val="en-GB"/>
         </w:rPr>
-        <w:t>start_station_name,start_station_id</w:t>
+        <w:t>start_station_</w:t>
+      </w:r>
+      <w:proofErr w:type="gramStart"/>
+      <w:r>
+        <w:rPr>
+          <w:lang w:val="en-GB"/>
+        </w:rPr>
+        <w:t>name,start</w:t>
+      </w:r>
+      <w:proofErr w:type="gramEnd"/>
+      <w:r>
+        <w:rPr>
+          <w:lang w:val="en-GB"/>
+        </w:rPr>
+        <w:t>_station_id</w:t>
       </w:r>
       <w:proofErr w:type="spellEnd"/>
       <w:r>
@@ -452,7 +506,7 @@
         <w:rPr>
           <w:lang w:val="en-GB"/>
         </w:rPr>
-        <w:t xml:space="preserve"> columns, majority of these associated with Electric bikes. </w:t>
+        <w:t xml:space="preserve"> columns, majority of these associated with Electric bikes.</w:t>
       </w:r>
     </w:p>
     <w:p>
@@ -498,7 +552,7 @@
         <w:rPr>
           <w:lang w:val="en-GB"/>
         </w:rPr>
-        <w:t>During the cleaning phase of the bike share data analysis process, I identified  subset of bike trips that mostly related to classic bikes where the terminal data (end station name and end station id) as well as the coordinates were missing. Upon further observation, I also identified that these bike trips also had a standard time length of 59 minutes for the bike ride suggesting that the data for when the ride ended was a result of a system force close after a duration of time if the bike isn’t at the end station dock.</w:t>
+        <w:t>During the cleaning phase of the bike share data analysis process, I identified subset of bike trips that mostly related to classic bikes where the terminal data (end station name and end station id) as well as the coordinates were missing. Upon further observation, I also identified that these bike trips also had a standard time length of 59 minutes for the bike ride suggesting that the data for when the ride ended was a result of a system force close after a duration of time if the bike isn’t at the end station dock.</w:t>
       </w:r>
     </w:p>
     <w:p>
@@ -624,6 +678,12 @@
           <w:lang w:val="en-GB"/>
         </w:rPr>
         <w:t>g, or an unlock error where the user tries to unlock the bike and the physical lock never opens but the system has already logged the bike id thus registering the id but not the start and end station information</w:t>
+      </w:r>
+      <w:r>
+        <w:rPr>
+          <w:lang w:val="en-GB"/>
+        </w:rPr>
+        <w:t>.</w:t>
       </w:r>
     </w:p>
     <w:p>
@@ -700,25 +760,23 @@
           <w:sz w:val="20"/>
           <w:szCs w:val="20"/>
         </w:rPr>
-        <w:t xml:space="preserve">By noticing patterns in how electric bike data is recorded (or </w:t>
-      </w:r>
-      <w:proofErr w:type="spellStart"/>
-      <w:r>
-        <w:rPr>
-          <w:rFonts w:asciiTheme="minorHAnsi" w:hAnsiTheme="minorHAnsi" w:cstheme="minorHAnsi"/>
-          <w:sz w:val="20"/>
-          <w:szCs w:val="20"/>
-        </w:rPr>
-        <w:t>misrecorded</w:t>
-      </w:r>
-      <w:proofErr w:type="spellEnd"/>
-      <w:r>
-        <w:rPr>
-          <w:rFonts w:asciiTheme="minorHAnsi" w:hAnsiTheme="minorHAnsi" w:cstheme="minorHAnsi"/>
-          <w:sz w:val="20"/>
-          <w:szCs w:val="20"/>
-        </w:rPr>
-        <w:t>) during your cleaning phase, you've stumbled upon a UX (User Experience) gap.</w:t>
+        <w:t>By noticing patterns in how electric bike data is recorded (or mis</w:t>
+      </w:r>
+      <w:r>
+        <w:rPr>
+          <w:rFonts w:asciiTheme="minorHAnsi" w:hAnsiTheme="minorHAnsi" w:cstheme="minorHAnsi"/>
+          <w:sz w:val="20"/>
+          <w:szCs w:val="20"/>
+        </w:rPr>
+        <w:t>-</w:t>
+      </w:r>
+      <w:r>
+        <w:rPr>
+          <w:rFonts w:asciiTheme="minorHAnsi" w:hAnsiTheme="minorHAnsi" w:cstheme="minorHAnsi"/>
+          <w:sz w:val="20"/>
+          <w:szCs w:val="20"/>
+        </w:rPr>
+        <w:t>recorded) during your cleaning phase, you've stumbled upon a UX (User Experience) gap.</w:t>
       </w:r>
     </w:p>
     <w:p>
@@ -782,25 +840,23 @@
           <w:sz w:val="20"/>
           <w:szCs w:val="20"/>
         </w:rPr>
-        <w:t xml:space="preserve"> If casual riders are struggling with this system more than annual members, it directly impacts their "</w:t>
-      </w:r>
-      <w:proofErr w:type="spellStart"/>
-      <w:r>
-        <w:rPr>
-          <w:rFonts w:asciiTheme="minorHAnsi" w:hAnsiTheme="minorHAnsi" w:cstheme="minorHAnsi"/>
-          <w:sz w:val="20"/>
-          <w:szCs w:val="20"/>
-        </w:rPr>
-        <w:t>behavior</w:t>
-      </w:r>
-      <w:proofErr w:type="spellEnd"/>
-      <w:r>
-        <w:rPr>
-          <w:rFonts w:asciiTheme="minorHAnsi" w:hAnsiTheme="minorHAnsi" w:cstheme="minorHAnsi"/>
-          <w:sz w:val="20"/>
-          <w:szCs w:val="20"/>
-        </w:rPr>
-        <w:t>." A casual rider who finds unlocking an e-bike confusing or frustrating might give up entirely, leading to abandoned sessions or corrupted data points. Fixing this system makes the barrier to entry lower for the exact group you are trying to convert.</w:t>
+        <w:t xml:space="preserve"> If casual riders are struggling with this system more than annual members, it directly impacts their "behavio</w:t>
+      </w:r>
+      <w:r>
+        <w:rPr>
+          <w:rFonts w:asciiTheme="minorHAnsi" w:hAnsiTheme="minorHAnsi" w:cstheme="minorHAnsi"/>
+          <w:sz w:val="20"/>
+          <w:szCs w:val="20"/>
+        </w:rPr>
+        <w:t>u</w:t>
+      </w:r>
+      <w:r>
+        <w:rPr>
+          <w:rFonts w:asciiTheme="minorHAnsi" w:hAnsiTheme="minorHAnsi" w:cstheme="minorHAnsi"/>
+          <w:sz w:val="20"/>
+          <w:szCs w:val="20"/>
+        </w:rPr>
+        <w:t>r." A casual rider who finds unlocking an e-bike confusing or frustrating might give up entirely, leading to abandoned sessions or corrupted data points. Fixing this system makes the barrier to entry lower for the exact group you are trying to convert.</w:t>
       </w:r>
     </w:p>
     <w:p>
@@ -985,7 +1041,25 @@
           <w:sz w:val="20"/>
           <w:szCs w:val="20"/>
         </w:rPr>
-        <w:t xml:space="preserve">By identifying that casual riders need better onboarding or clearer physical signage on how to properly dock a bike, you are solving a data quality issue </w:t>
+        <w:t xml:space="preserve">By identifying </w:t>
+      </w:r>
+      <w:proofErr w:type="gramStart"/>
+      <w:r>
+        <w:rPr>
+          <w:rFonts w:asciiTheme="minorHAnsi" w:hAnsiTheme="minorHAnsi" w:cstheme="minorHAnsi"/>
+          <w:sz w:val="20"/>
+          <w:szCs w:val="20"/>
+        </w:rPr>
+        <w:t>that casual riders</w:t>
+      </w:r>
+      <w:proofErr w:type="gramEnd"/>
+      <w:r>
+        <w:rPr>
+          <w:rFonts w:asciiTheme="minorHAnsi" w:hAnsiTheme="minorHAnsi" w:cstheme="minorHAnsi"/>
+          <w:sz w:val="20"/>
+          <w:szCs w:val="20"/>
+        </w:rPr>
+        <w:t xml:space="preserve"> need better onboarding or clearer physical signage on how to properly dock a bike, you are solving a data quality issue </w:t>
       </w:r>
       <w:r>
         <w:rPr>
@@ -1146,7 +1220,21 @@
         <w:rPr>
           <w:lang w:val="en-GB"/>
         </w:rPr>
-        <w:t>depriving the company of valuable docking and tracking data as. I recommend putting an information signpost next to the docking station showing the docking  process and also sending a mobile notification to the rider alerting the user whether the bike has successfully docked or not</w:t>
+        <w:t xml:space="preserve">depriving the company of valuable docking and tracking data as. I recommend putting an information signpost next to the docking station showing the </w:t>
+      </w:r>
+      <w:proofErr w:type="gramStart"/>
+      <w:r>
+        <w:rPr>
+          <w:lang w:val="en-GB"/>
+        </w:rPr>
+        <w:t>docking  process</w:t>
+      </w:r>
+      <w:proofErr w:type="gramEnd"/>
+      <w:r>
+        <w:rPr>
+          <w:lang w:val="en-GB"/>
+        </w:rPr>
+        <w:t xml:space="preserve"> and also sending a mobile notification to the rider alerting the user whether the bike has successfully docked or not</w:t>
       </w:r>
     </w:p>
     <w:p>
@@ -1295,6 +1383,7 @@
           <w:lang w:val="en-001"/>
         </w:rPr>
       </w:pPr>
+      <w:proofErr w:type="gramStart"/>
       <w:r>
         <w:rPr>
           <w:lang w:val="en-GB"/>
@@ -1307,7 +1396,16 @@
           <w:bCs/>
           <w:lang w:val="en-GB"/>
         </w:rPr>
-        <w:t>The Angle:</w:t>
+        <w:t>The</w:t>
+      </w:r>
+      <w:proofErr w:type="gramEnd"/>
+      <w:r>
+        <w:rPr>
+          <w:b/>
+          <w:bCs/>
+          <w:lang w:val="en-GB"/>
+        </w:rPr>
+        <w:t xml:space="preserve"> Angle:</w:t>
       </w:r>
       <w:r>
         <w:rPr>
@@ -2909,6 +3007,7 @@
   <w:style w:type="character" w:default="1" w:styleId="DefaultParagraphFont">
     <w:name w:val="Default Paragraph Font"/>
     <w:uiPriority w:val="1"/>
+    <w:semiHidden/>
     <w:unhideWhenUsed/>
   </w:style>
   <w:style w:type="table" w:default="1" w:styleId="TableNormal">
